--- a/教学实施资料/03-Python程序设计-项目实战/分层工单/W01_P1.1_Python基础练习分层工单.docx
+++ b/教学实施资料/03-Python程序设计-项目实战/分层工单/W01_P1.1_Python基础练习分层工单.docx
@@ -263,6 +263,803 @@
         </w:tc>
       </w:tr>
     </w:tbl>
+    <w:p>
+      <w:pPr>
+        <w:spacing w:before="200" w:after="80"/>
+        <w:pBdr>
+          <w:bottom w:val="single" w:sz="8" w:color="0545E8"/>
+        </w:pBdr>
+      </w:pPr>
+      <w:r>
+        <w:rPr>
+          <w:rFonts w:ascii="Times New Roman" w:hAnsi="Times New Roman" w:eastAsia="黑体"/>
+          <w:b/>
+          <w:color w:val="C04A0A"/>
+          <w:sz w:val="24"/>
+        </w:rPr>
+        <w:t>〇、知识精讲·四要素详解（V1.2深度版·与授课PPT同源）</w:t>
+      </w:r>
+    </w:p>
+    <w:p>
+      <w:pPr>
+        <w:spacing w:before="0" w:after="20"/>
+      </w:pPr>
+      <w:r>
+        <w:rPr>
+          <w:rFonts w:ascii="Times New Roman" w:hAnsi="Times New Roman" w:eastAsia="宋体"/>
+          <w:b/>
+          <w:color w:val="010328"/>
+          <w:sz w:val="22"/>
+        </w:rPr>
+        <w:t>B01 C→Python四映射</w:t>
+      </w:r>
+    </w:p>
+    <w:p>
+      <w:pPr>
+        <w:spacing w:before="0" w:after="40"/>
+      </w:pPr>
+      <w:r>
+        <w:rPr>
+          <w:rFonts w:ascii="Times New Roman" w:hAnsi="Times New Roman" w:eastAsia="宋体"/>
+          <w:b w:val="0"/>
+          <w:sz w:val="21"/>
+        </w:rPr>
+        <w:t>1. 定义：四映射=C户口迁Python：声明→动态/大括号→缩进/指针→引用/printf→f-string</w:t>
+      </w:r>
+    </w:p>
+    <w:p>
+      <w:pPr>
+        <w:spacing w:before="0" w:after="40"/>
+      </w:pPr>
+      <w:r>
+        <w:rPr>
+          <w:rFonts w:ascii="Times New Roman" w:hAnsi="Times New Roman" w:eastAsia="宋体"/>
+          <w:b w:val="0"/>
+          <w:sz w:val="21"/>
+        </w:rPr>
+        <w:t>2. 使用场景：C老手最快上手路径——心里有C对照着学少走弯路</w:t>
+      </w:r>
+    </w:p>
+    <w:p>
+      <w:pPr>
+        <w:spacing w:before="0" w:after="40"/>
+      </w:pPr>
+      <w:r>
+        <w:rPr>
+          <w:rFonts w:ascii="Times New Roman" w:hAnsi="Times New Roman" w:eastAsia="宋体"/>
+          <w:b w:val="0"/>
+          <w:sz w:val="21"/>
+        </w:rPr>
+        <w:t>3. 应用实例：int x=5 → x=5；printf("%d",x) → print(f'{x}')</w:t>
+      </w:r>
+    </w:p>
+    <w:p>
+      <w:pPr>
+        <w:spacing w:before="0" w:after="40"/>
+      </w:pPr>
+      <w:r>
+        <w:rPr>
+          <w:rFonts w:ascii="Times New Roman" w:hAnsi="Times New Roman" w:eastAsia="宋体"/>
+          <w:b w:val="0"/>
+          <w:sz w:val="21"/>
+        </w:rPr>
+        <w:t>4. 扩展与误区：误区：Python变量无需声明≠无需理解类型——类型还在，只是贴在值上</w:t>
+      </w:r>
+    </w:p>
+    <w:p>
+      <w:pPr>
+        <w:spacing w:before="0" w:after="40"/>
+      </w:pPr>
+      <w:r>
+        <w:rPr>
+          <w:rFonts w:ascii="Times New Roman" w:hAnsi="Times New Roman" w:eastAsia="宋体"/>
+          <w:b w:val="0"/>
+          <w:sz w:val="21"/>
+        </w:rPr>
+        <w:t>5. 原理：C声明才分配、Python赋值即创建；C的int定宽、Python的int无限精度；C指针手动管内存、Python引用自动回收；C数组定长、Python列表动态——四大心智迁移</w:t>
+      </w:r>
+    </w:p>
+    <w:p>
+      <w:pPr>
+        <w:spacing w:before="0" w:after="40"/>
+      </w:pPr>
+      <w:r>
+        <w:rPr>
+          <w:rFonts w:ascii="Times New Roman" w:hAnsi="Times New Roman" w:eastAsia="宋体"/>
+          <w:b w:val="0"/>
+          <w:sz w:val="21"/>
+        </w:rPr>
+        <w:t>6. 判断依据：带着C直觉写Python会卡在'要不要先声明'——记住：赋值即声明即初始化三合一</w:t>
+      </w:r>
+    </w:p>
+    <w:p>
+      <w:pPr>
+        <w:spacing w:before="0" w:after="40"/>
+      </w:pPr>
+      <w:r>
+        <w:rPr>
+          <w:rFonts w:ascii="Times New Roman" w:hAnsi="Times New Roman" w:eastAsia="宋体"/>
+          <w:b w:val="0"/>
+          <w:sz w:val="21"/>
+        </w:rPr>
+        <w:t>7. 逐行解释：int x;←C要先声明；x=10 ←Python一步到位；x='abc' 还能换类型（C里类型锁死）——变量=贴标签不是开盒子</w:t>
+      </w:r>
+    </w:p>
+    <w:p>
+      <w:pPr>
+        <w:spacing w:before="0" w:after="40"/>
+      </w:pPr>
+      <w:r>
+        <w:rPr>
+          <w:rFonts w:ascii="Times New Roman" w:hAnsi="Times New Roman" w:eastAsia="宋体"/>
+          <w:b w:val="0"/>
+          <w:sz w:val="21"/>
+        </w:rPr>
+        <w:t>8. 进阶优化：Python里写struct/typedef的冲动改用dataclass；malloc/free的世界交给垃圾回收——专注业务别管内存</w:t>
+      </w:r>
+    </w:p>
+    <w:p>
+      <w:pPr>
+        <w:spacing w:before="0" w:after="0"/>
+      </w:pPr>
+      <w:r>
+        <w:rPr>
+          <w:rFonts w:ascii="Times New Roman" w:hAnsi="Times New Roman" w:eastAsia="宋体"/>
+          <w:b w:val="0"/>
+          <w:sz w:val="12"/>
+        </w:rPr>
+      </w:r>
+    </w:p>
+    <w:p>
+      <w:pPr>
+        <w:spacing w:before="0" w:after="20"/>
+      </w:pPr>
+      <w:r>
+        <w:rPr>
+          <w:rFonts w:ascii="Times New Roman" w:hAnsi="Times New Roman" w:eastAsia="宋体"/>
+          <w:b/>
+          <w:color w:val="010328"/>
+          <w:sz w:val="22"/>
+        </w:rPr>
+        <w:t>B02 引用语义</w:t>
+      </w:r>
+    </w:p>
+    <w:p>
+      <w:pPr>
+        <w:spacing w:before="0" w:after="40"/>
+      </w:pPr>
+      <w:r>
+        <w:rPr>
+          <w:rFonts w:ascii="Times New Roman" w:hAnsi="Times New Roman" w:eastAsia="宋体"/>
+          <w:b w:val="0"/>
+          <w:sz w:val="21"/>
+        </w:rPr>
+        <w:t>1. 定义：b=a不复制货只抄门牌号——两人开同一扇门，动b就是动a</w:t>
+      </w:r>
+    </w:p>
+    <w:p>
+      <w:pPr>
+        <w:spacing w:before="0" w:after="40"/>
+      </w:pPr>
+      <w:r>
+        <w:rPr>
+          <w:rFonts w:ascii="Times New Roman" w:hAnsi="Times New Roman" w:eastAsia="宋体"/>
+          <w:b w:val="0"/>
+          <w:sz w:val="21"/>
+        </w:rPr>
+        <w:t>2. 使用场景：函数传参/复制数据时的隐性共享——改b连a一起变</w:t>
+      </w:r>
+    </w:p>
+    <w:p>
+      <w:pPr>
+        <w:spacing w:before="0" w:after="40"/>
+      </w:pPr>
+      <w:r>
+        <w:rPr>
+          <w:rFonts w:ascii="Times New Roman" w:hAnsi="Times New Roman" w:eastAsia="宋体"/>
+          <w:b w:val="0"/>
+          <w:sz w:val="21"/>
+        </w:rPr>
+        <w:t>3. 应用实例：b = a.copy()浅拷贝；copy.deepcopy(a)深拷贝</w:t>
+      </w:r>
+    </w:p>
+    <w:p>
+      <w:pPr>
+        <w:spacing w:before="0" w:after="40"/>
+      </w:pPr>
+      <w:r>
+        <w:rPr>
+          <w:rFonts w:ascii="Times New Roman" w:hAnsi="Times New Roman" w:eastAsia="宋体"/>
+          <w:b w:val="0"/>
+          <w:sz w:val="21"/>
+        </w:rPr>
+        <w:t>4. 扩展与误区：误区：以为=是复制——嵌套列表必须deepcopy，浅拷贝只拷外壳</w:t>
+      </w:r>
+    </w:p>
+    <w:p>
+      <w:pPr>
+        <w:spacing w:before="0" w:after="40"/>
+      </w:pPr>
+      <w:r>
+        <w:rPr>
+          <w:rFonts w:ascii="Times New Roman" w:hAnsi="Times New Roman" w:eastAsia="宋体"/>
+          <w:b w:val="0"/>
+          <w:sz w:val="21"/>
+        </w:rPr>
+        <w:t>5. 原理：Python变量存的是'对象的引用'（C的指针但不可做算术）：a=b不是拷贝数据而是两个名字指向同一对象——改一可见二</w:t>
+      </w:r>
+    </w:p>
+    <w:p>
+      <w:pPr>
+        <w:spacing w:before="0" w:after="40"/>
+      </w:pPr>
+      <w:r>
+        <w:rPr>
+          <w:rFonts w:ascii="Times New Roman" w:hAnsi="Times New Roman" w:eastAsia="宋体"/>
+          <w:b w:val="0"/>
+          <w:sz w:val="21"/>
+        </w:rPr>
+        <w:t>6. 判断依据：函数传列表、两变量'同步变化'的灵异事件，九成是引用共享——浅拷贝copy()只拷第一层</w:t>
+      </w:r>
+    </w:p>
+    <w:p>
+      <w:pPr>
+        <w:spacing w:before="0" w:after="40"/>
+      </w:pPr>
+      <w:r>
+        <w:rPr>
+          <w:rFonts w:ascii="Times New Roman" w:hAnsi="Times New Roman" w:eastAsia="宋体"/>
+          <w:b w:val="0"/>
+          <w:sz w:val="21"/>
+        </w:rPr>
+        <w:t>7. 逐行解释：b=a 两名共一物；a.append(9) 后b也多一个9；b=a.copy() 才是新列表（但嵌套的子列表仍共享）</w:t>
+      </w:r>
+    </w:p>
+    <w:p>
+      <w:pPr>
+        <w:spacing w:before="0" w:after="40"/>
+      </w:pPr>
+      <w:r>
+        <w:rPr>
+          <w:rFonts w:ascii="Times New Roman" w:hAnsi="Times New Roman" w:eastAsia="宋体"/>
+          <w:b w:val="0"/>
+          <w:sz w:val="21"/>
+        </w:rPr>
+        <w:t>8. 进阶优化：import copy; copy.deepcopy(d)深拷贝连嵌套层全断开；is判同一对象、==判值相等——排引用问题先看is</w:t>
+      </w:r>
+    </w:p>
+    <w:p>
+      <w:pPr>
+        <w:spacing w:before="0" w:after="0"/>
+      </w:pPr>
+      <w:r>
+        <w:rPr>
+          <w:rFonts w:ascii="Times New Roman" w:hAnsi="Times New Roman" w:eastAsia="宋体"/>
+          <w:b w:val="0"/>
+          <w:sz w:val="12"/>
+        </w:rPr>
+      </w:r>
+    </w:p>
+    <w:p>
+      <w:pPr>
+        <w:spacing w:before="0" w:after="20"/>
+      </w:pPr>
+      <w:r>
+        <w:rPr>
+          <w:rFonts w:ascii="Times New Roman" w:hAnsi="Times New Roman" w:eastAsia="宋体"/>
+          <w:b/>
+          <w:color w:val="010328"/>
+          <w:sz w:val="22"/>
+        </w:rPr>
+        <w:t>B03 列表扩容与字典</w:t>
+      </w:r>
+    </w:p>
+    <w:p>
+      <w:pPr>
+        <w:spacing w:before="0" w:after="40"/>
+      </w:pPr>
+      <w:r>
+        <w:rPr>
+          <w:rFonts w:ascii="Times New Roman" w:hAnsi="Times New Roman" w:eastAsia="宋体"/>
+          <w:b w:val="0"/>
+          <w:sz w:val="21"/>
+        </w:rPr>
+        <w:t>1. 定义：列表append=货架自动加长；字典O(1)=储物柜直取不开抽屉翻</w:t>
+      </w:r>
+    </w:p>
+    <w:p>
+      <w:pPr>
+        <w:spacing w:before="0" w:after="40"/>
+      </w:pPr>
+      <w:r>
+        <w:rPr>
+          <w:rFonts w:ascii="Times New Roman" w:hAnsi="Times New Roman" w:eastAsia="宋体"/>
+          <w:b w:val="0"/>
+          <w:sz w:val="21"/>
+        </w:rPr>
+        <w:t>2. 使用场景：采集缓冲攒够1000条批量入库——工程节奏控制</w:t>
+      </w:r>
+    </w:p>
+    <w:p>
+      <w:pPr>
+        <w:spacing w:before="0" w:after="40"/>
+      </w:pPr>
+      <w:r>
+        <w:rPr>
+          <w:rFonts w:ascii="Times New Roman" w:hAnsi="Times New Roman" w:eastAsia="宋体"/>
+          <w:b w:val="0"/>
+          <w:sz w:val="21"/>
+        </w:rPr>
+        <w:t>3. 应用实例：buffer.append(row)；if len(buffer)&gt;=1000: flush()</w:t>
+      </w:r>
+    </w:p>
+    <w:p>
+      <w:pPr>
+        <w:spacing w:before="0" w:after="40"/>
+      </w:pPr>
+      <w:r>
+        <w:rPr>
+          <w:rFonts w:ascii="Times New Roman" w:hAnsi="Times New Roman" w:eastAsia="宋体"/>
+          <w:b w:val="0"/>
+          <w:sz w:val="21"/>
+        </w:rPr>
+        <w:t>4. 扩展与误区：误区：C的malloc预分配习惯搬来——Python列表自增长已优化</w:t>
+      </w:r>
+    </w:p>
+    <w:p>
+      <w:pPr>
+        <w:spacing w:before="0" w:after="40"/>
+      </w:pPr>
+      <w:r>
+        <w:rPr>
+          <w:rFonts w:ascii="Times New Roman" w:hAnsi="Times New Roman" w:eastAsia="宋体"/>
+          <w:b w:val="0"/>
+          <w:sz w:val="21"/>
+        </w:rPr>
+        <w:t>5. 原理：列表底层是过分配数组：预留空间摊还扩容成本，append均摊O(1)；字典是哈希表：键算哈希直达桶位，查找O(1)——选型看访问模式</w:t>
+      </w:r>
+    </w:p>
+    <w:p>
+      <w:pPr>
+        <w:spacing w:before="0" w:after="40"/>
+      </w:pPr>
+      <w:r>
+        <w:rPr>
+          <w:rFonts w:ascii="Times New Roman" w:hAnsi="Times New Roman" w:eastAsia="宋体"/>
+          <w:b w:val="0"/>
+          <w:sz w:val="21"/>
+        </w:rPr>
+        <w:t>6. 判断依据：按下标顺序扫→列表；按键随机查→字典；既要顺序又要按键查→列表+字典索引双结构</w:t>
+      </w:r>
+    </w:p>
+    <w:p>
+      <w:pPr>
+        <w:spacing w:before="0" w:after="40"/>
+      </w:pPr>
+      <w:r>
+        <w:rPr>
+          <w:rFonts w:ascii="Times New Roman" w:hAnsi="Times New Roman" w:eastAsia="宋体"/>
+          <w:b w:val="0"/>
+          <w:sz w:val="21"/>
+        </w:rPr>
+        <w:t>7. 逐行解释：lst.append(x) 尾部追加快（预留位）；lst.insert(0,x) 头部插入慢（全体后移O(n)）；d[key] 哈希直达——'排队'与'查档'两套物理结构</w:t>
+      </w:r>
+    </w:p>
+    <w:p>
+      <w:pPr>
+        <w:spacing w:before="0" w:after="40"/>
+      </w:pPr>
+      <w:r>
+        <w:rPr>
+          <w:rFonts w:ascii="Times New Roman" w:hAnsi="Times New Roman" w:eastAsia="宋体"/>
+          <w:b w:val="0"/>
+          <w:sz w:val="21"/>
+        </w:rPr>
+        <w:t>8. 进阶优化：from collections import deque双端队列两头都快；字典遍历时别改键（RuntimeError），先list(d.keys())快照</w:t>
+      </w:r>
+    </w:p>
+    <w:p>
+      <w:pPr>
+        <w:spacing w:before="0" w:after="0"/>
+      </w:pPr>
+      <w:r>
+        <w:rPr>
+          <w:rFonts w:ascii="Times New Roman" w:hAnsi="Times New Roman" w:eastAsia="宋体"/>
+          <w:b w:val="0"/>
+          <w:sz w:val="12"/>
+        </w:rPr>
+      </w:r>
+    </w:p>
+    <w:p>
+      <w:pPr>
+        <w:spacing w:before="0" w:after="20"/>
+      </w:pPr>
+      <w:r>
+        <w:rPr>
+          <w:rFonts w:ascii="Times New Roman" w:hAnsi="Times New Roman" w:eastAsia="宋体"/>
+          <w:b/>
+          <w:color w:val="010328"/>
+          <w:sz w:val="22"/>
+        </w:rPr>
+        <w:t>B04 try/except替代错误码</w:t>
+      </w:r>
+    </w:p>
+    <w:p>
+      <w:pPr>
+        <w:spacing w:before="0" w:after="40"/>
+      </w:pPr>
+      <w:r>
+        <w:rPr>
+          <w:rFonts w:ascii="Times New Roman" w:hAnsi="Times New Roman" w:eastAsia="宋体"/>
+          <w:b w:val="0"/>
+          <w:sz w:val="21"/>
+        </w:rPr>
+        <w:t>1. 定义：C层层if判错误码=快递每站验货；Python异常=坏件直接退回总站</w:t>
+      </w:r>
+    </w:p>
+    <w:p>
+      <w:pPr>
+        <w:spacing w:before="0" w:after="40"/>
+      </w:pPr>
+      <w:r>
+        <w:rPr>
+          <w:rFonts w:ascii="Times New Roman" w:hAnsi="Times New Roman" w:eastAsia="宋体"/>
+          <w:b w:val="0"/>
+          <w:sz w:val="21"/>
+        </w:rPr>
+        <w:t>2. 使用场景：连接超时/文件缺失——错误处理集中化不污染主逻辑</w:t>
+      </w:r>
+    </w:p>
+    <w:p>
+      <w:pPr>
+        <w:spacing w:before="0" w:after="40"/>
+      </w:pPr>
+      <w:r>
+        <w:rPr>
+          <w:rFonts w:ascii="Times New Roman" w:hAnsi="Times New Roman" w:eastAsia="宋体"/>
+          <w:b w:val="0"/>
+          <w:sz w:val="21"/>
+        </w:rPr>
+        <w:t>3. 应用实例：try: conn=connect() except TimeoutError: 重试</w:t>
+      </w:r>
+    </w:p>
+    <w:p>
+      <w:pPr>
+        <w:spacing w:before="0" w:after="40"/>
+      </w:pPr>
+      <w:r>
+        <w:rPr>
+          <w:rFonts w:ascii="Times New Roman" w:hAnsi="Times New Roman" w:eastAsia="宋体"/>
+          <w:b w:val="0"/>
+          <w:sz w:val="21"/>
+        </w:rPr>
+        <w:t>4. 扩展与误区：误区：异常当goto滥用——只对'真异常'用，正常分支别进try</w:t>
+      </w:r>
+    </w:p>
+    <w:p>
+      <w:pPr>
+        <w:spacing w:before="0" w:after="40"/>
+      </w:pPr>
+      <w:r>
+        <w:rPr>
+          <w:rFonts w:ascii="Times New Roman" w:hAnsi="Times New Roman" w:eastAsia="宋体"/>
+          <w:b w:val="0"/>
+          <w:sz w:val="21"/>
+        </w:rPr>
+        <w:t>5. 原理：C用返回码(-1表错)让调用方自查，Python用异常沿栈上抛直到有人接——错误处理从'每层if'变'一处兜底'</w:t>
+      </w:r>
+    </w:p>
+    <w:p>
+      <w:pPr>
+        <w:spacing w:before="0" w:after="40"/>
+      </w:pPr>
+      <w:r>
+        <w:rPr>
+          <w:rFonts w:ascii="Times New Roman" w:hAnsi="Times New Roman" w:eastAsia="宋体"/>
+          <w:b w:val="0"/>
+          <w:sz w:val="21"/>
+        </w:rPr>
+        <w:t>6. 判断依据：文件/网络/解析三层调用，错误只在最外层try一次——中间层干净写主流程</w:t>
+      </w:r>
+    </w:p>
+    <w:p>
+      <w:pPr>
+        <w:spacing w:before="0" w:after="40"/>
+      </w:pPr>
+      <w:r>
+        <w:rPr>
+          <w:rFonts w:ascii="Times New Roman" w:hAnsi="Times New Roman" w:eastAsia="宋体"/>
+          <w:b w:val="0"/>
+          <w:sz w:val="21"/>
+        </w:rPr>
+        <w:t>7. 逐行解释：C: if(read()&lt;0) return -1 层层传染；Python: 最外try/except FileNotFoundError 一处接住——代码量少一半，主逻辑不掺错误分支</w:t>
+      </w:r>
+    </w:p>
+    <w:p>
+      <w:pPr>
+        <w:spacing w:before="0" w:after="40"/>
+      </w:pPr>
+      <w:r>
+        <w:rPr>
+          <w:rFonts w:ascii="Times New Roman" w:hAnsi="Times New Roman" w:eastAsia="宋体"/>
+          <w:b w:val="0"/>
+          <w:sz w:val="21"/>
+        </w:rPr>
+        <w:t>8. 进阶优化：自定义异常类携带业务上下文（class SensorError(Exception)带dev_id）；异常链raise from保留根因</w:t>
+      </w:r>
+    </w:p>
+    <w:p>
+      <w:pPr>
+        <w:spacing w:before="0" w:after="0"/>
+      </w:pPr>
+      <w:r>
+        <w:rPr>
+          <w:rFonts w:ascii="Times New Roman" w:hAnsi="Times New Roman" w:eastAsia="宋体"/>
+          <w:b w:val="0"/>
+          <w:sz w:val="12"/>
+        </w:rPr>
+      </w:r>
+    </w:p>
+    <w:p>
+      <w:pPr>
+        <w:spacing w:before="0" w:after="20"/>
+      </w:pPr>
+      <w:r>
+        <w:rPr>
+          <w:rFonts w:ascii="Times New Roman" w:hAnsi="Times New Roman" w:eastAsia="宋体"/>
+          <w:b/>
+          <w:color w:val="010328"/>
+          <w:sz w:val="22"/>
+        </w:rPr>
+        <w:t>B05 类=struct+函数</w:t>
+      </w:r>
+    </w:p>
+    <w:p>
+      <w:pPr>
+        <w:spacing w:before="0" w:after="40"/>
+      </w:pPr>
+      <w:r>
+        <w:rPr>
+          <w:rFonts w:ascii="Times New Roman" w:hAnsi="Times New Roman" w:eastAsia="宋体"/>
+          <w:b w:val="0"/>
+          <w:sz w:val="21"/>
+        </w:rPr>
+        <w:t>1. 定义：C的struct=数据仓库；Python类=仓库+员工——数据行为一体</w:t>
+      </w:r>
+    </w:p>
+    <w:p>
+      <w:pPr>
+        <w:spacing w:before="0" w:after="40"/>
+      </w:pPr>
+      <w:r>
+        <w:rPr>
+          <w:rFonts w:ascii="Times New Roman" w:hAnsi="Times New Roman" w:eastAsia="宋体"/>
+          <w:b w:val="0"/>
+          <w:sz w:val="21"/>
+        </w:rPr>
+        <w:t>2. 使用场景：设备采集器封装——数据与操作不分离</w:t>
+      </w:r>
+    </w:p>
+    <w:p>
+      <w:pPr>
+        <w:spacing w:before="0" w:after="40"/>
+      </w:pPr>
+      <w:r>
+        <w:rPr>
+          <w:rFonts w:ascii="Times New Roman" w:hAnsi="Times New Roman" w:eastAsia="宋体"/>
+          <w:b w:val="0"/>
+          <w:sz w:val="21"/>
+        </w:rPr>
+        <w:t>3. 应用实例：class Device: self.code=…; def start(self): …</w:t>
+      </w:r>
+    </w:p>
+    <w:p>
+      <w:pPr>
+        <w:spacing w:before="0" w:after="40"/>
+      </w:pPr>
+      <w:r>
+        <w:rPr>
+          <w:rFonts w:ascii="Times New Roman" w:hAnsi="Times New Roman" w:eastAsia="宋体"/>
+          <w:b w:val="0"/>
+          <w:sz w:val="21"/>
+        </w:rPr>
+        <w:t>4. 扩展与误区：误区：类当struct用只放数据不放方法——封装价值损失一半</w:t>
+      </w:r>
+    </w:p>
+    <w:p>
+      <w:pPr>
+        <w:spacing w:before="0" w:after="40"/>
+      </w:pPr>
+      <w:r>
+        <w:rPr>
+          <w:rFonts w:ascii="Times New Roman" w:hAnsi="Times New Roman" w:eastAsia="宋体"/>
+          <w:b w:val="0"/>
+          <w:sz w:val="21"/>
+        </w:rPr>
+        <w:t>5. 原理：C的struct只装数据、函数在外；Python的类把'数据+操作'绑一起：属性=struct字段、方法=绑定的函数——自带命名空间</w:t>
+      </w:r>
+    </w:p>
+    <w:p>
+      <w:pPr>
+        <w:spacing w:before="0" w:after="40"/>
+      </w:pPr>
+      <w:r>
+        <w:rPr>
+          <w:rFonts w:ascii="Times New Roman" w:hAnsi="Times New Roman" w:eastAsia="宋体"/>
+          <w:b w:val="0"/>
+          <w:sz w:val="21"/>
+        </w:rPr>
+        <w:t>6. 判断依据：从C迁移心智：把'struct+配套函数组'直接翻译成类——Device{char id[8]}+start()→class Device</w:t>
+      </w:r>
+    </w:p>
+    <w:p>
+      <w:pPr>
+        <w:spacing w:before="0" w:after="40"/>
+      </w:pPr>
+      <w:r>
+        <w:rPr>
+          <w:rFonts w:ascii="Times New Roman" w:hAnsi="Times New Roman" w:eastAsia="宋体"/>
+          <w:b w:val="0"/>
+          <w:sz w:val="21"/>
+        </w:rPr>
+        <w:t>7. 逐行解释：class Device: 属性区（self.dev_id）；方法区（def start）——比C的struct Device + void start(Device*) 少传一层指针</w:t>
+      </w:r>
+    </w:p>
+    <w:p>
+      <w:pPr>
+        <w:spacing w:before="0" w:after="40"/>
+      </w:pPr>
+      <w:r>
+        <w:rPr>
+          <w:rFonts w:ascii="Times New Roman" w:hAnsi="Times New Roman" w:eastAsia="宋体"/>
+          <w:b w:val="0"/>
+          <w:sz w:val="21"/>
+        </w:rPr>
+        <w:t>8. 进阶优化：dataclass装饰器@dataclass自动生成__init__/__repr__——纯数据类十行变三行；具名元组轻量替代</w:t>
+      </w:r>
+    </w:p>
+    <w:p>
+      <w:pPr>
+        <w:spacing w:before="0" w:after="0"/>
+      </w:pPr>
+      <w:r>
+        <w:rPr>
+          <w:rFonts w:ascii="Times New Roman" w:hAnsi="Times New Roman" w:eastAsia="宋体"/>
+          <w:b w:val="0"/>
+          <w:sz w:val="12"/>
+        </w:rPr>
+      </w:r>
+    </w:p>
+    <w:p>
+      <w:pPr>
+        <w:spacing w:before="0" w:after="20"/>
+      </w:pPr>
+      <w:r>
+        <w:rPr>
+          <w:rFonts w:ascii="Times New Roman" w:hAnsi="Times New Roman" w:eastAsia="宋体"/>
+          <w:b/>
+          <w:color w:val="010328"/>
+          <w:sz w:val="22"/>
+        </w:rPr>
+        <w:t>B06 缩进规范</w:t>
+      </w:r>
+    </w:p>
+    <w:p>
+      <w:pPr>
+        <w:spacing w:before="0" w:after="40"/>
+      </w:pPr>
+      <w:r>
+        <w:rPr>
+          <w:rFonts w:ascii="Times New Roman" w:hAnsi="Times New Roman" w:eastAsia="宋体"/>
+          <w:b w:val="0"/>
+          <w:sz w:val="21"/>
+        </w:rPr>
+        <w:t>1. 定义：缩进即语法块=用磅秤分装不许手掂——4空格统一禁Tab</w:t>
+      </w:r>
+    </w:p>
+    <w:p>
+      <w:pPr>
+        <w:spacing w:before="0" w:after="40"/>
+      </w:pPr>
+      <w:r>
+        <w:rPr>
+          <w:rFonts w:ascii="Times New Roman" w:hAnsi="Times New Roman" w:eastAsia="宋体"/>
+          <w:b w:val="0"/>
+          <w:sz w:val="21"/>
+        </w:rPr>
+        <w:t>2. 使用场景：从C大括号迁来的最大习惯差异——Tab混用直接TabError</w:t>
+      </w:r>
+    </w:p>
+    <w:p>
+      <w:pPr>
+        <w:spacing w:before="0" w:after="40"/>
+      </w:pPr>
+      <w:r>
+        <w:rPr>
+          <w:rFonts w:ascii="Times New Roman" w:hAnsi="Times New Roman" w:eastAsia="宋体"/>
+          <w:b w:val="0"/>
+          <w:sz w:val="21"/>
+        </w:rPr>
+        <w:t>3. 应用实例：PyCharm设置显示空白字符——一眼辨Tab</w:t>
+      </w:r>
+    </w:p>
+    <w:p>
+      <w:pPr>
+        <w:spacing w:before="0" w:after="40"/>
+      </w:pPr>
+      <w:r>
+        <w:rPr>
+          <w:rFonts w:ascii="Times New Roman" w:hAnsi="Times New Roman" w:eastAsia="宋体"/>
+          <w:b w:val="0"/>
+          <w:sz w:val="21"/>
+        </w:rPr>
+        <w:t>4. 扩展与误区：误区：混用Tab与4空格本地能跑提交报错——IDE统一转换开起来</w:t>
+      </w:r>
+    </w:p>
+    <w:p>
+      <w:pPr>
+        <w:spacing w:before="0" w:after="40"/>
+      </w:pPr>
+      <w:r>
+        <w:rPr>
+          <w:rFonts w:ascii="Times New Roman" w:hAnsi="Times New Roman" w:eastAsia="宋体"/>
+          <w:b w:val="0"/>
+          <w:sz w:val="21"/>
+        </w:rPr>
+        <w:t>5. 原理：Python用缩进表达块结构（C用花括号）：同一块必须同缩进——4空格是PEP 8军规，Tab/空格混用直接报错</w:t>
+      </w:r>
+    </w:p>
+    <w:p>
+      <w:pPr>
+        <w:spacing w:before="0" w:after="40"/>
+      </w:pPr>
+      <w:r>
+        <w:rPr>
+          <w:rFonts w:ascii="Times New Roman" w:hAnsi="Times New Roman" w:eastAsia="宋体"/>
+          <w:b w:val="0"/>
+          <w:sz w:val="21"/>
+        </w:rPr>
+        <w:t>6. 判断依据：从C转来最容易'忘冒号'和'混Tab'——PyCharm设置Tab自动转4空格一劳永逸</w:t>
+      </w:r>
+    </w:p>
+    <w:p>
+      <w:pPr>
+        <w:spacing w:before="0" w:after="40"/>
+      </w:pPr>
+      <w:r>
+        <w:rPr>
+          <w:rFonts w:ascii="Times New Roman" w:hAnsi="Times New Roman" w:eastAsia="宋体"/>
+          <w:b w:val="0"/>
+          <w:sz w:val="21"/>
+        </w:rPr>
+        <w:t>7. 逐行解释：if x&gt;80: 冒号必须有；换行后4空格缩进进块——块结束=回到上一级缩进，没有end/}收尾</w:t>
+      </w:r>
+    </w:p>
+    <w:p>
+      <w:pPr>
+        <w:spacing w:before="0" w:after="40"/>
+      </w:pPr>
+      <w:r>
+        <w:rPr>
+          <w:rFonts w:ascii="Times New Roman" w:hAnsi="Times New Roman" w:eastAsia="宋体"/>
+          <w:b w:val="0"/>
+          <w:sz w:val="21"/>
+        </w:rPr>
+        <w:t>8. 进阶优化：行太长用括号续行或\；PyCharm的Reformat Code一键规范缩进——格式问题永远交给工具</w:t>
+      </w:r>
+    </w:p>
+    <w:p>
+      <w:pPr>
+        <w:spacing w:before="0" w:after="0"/>
+      </w:pPr>
+      <w:r>
+        <w:rPr>
+          <w:rFonts w:ascii="Times New Roman" w:hAnsi="Times New Roman" w:eastAsia="宋体"/>
+          <w:b w:val="0"/>
+          <w:sz w:val="12"/>
+        </w:rPr>
+      </w:r>
+    </w:p>
     <w:p>
       <w:pPr>
         <w:spacing w:before="200" w:after="80"/>
